--- a/未來發展規劃建議書.docx
+++ b/未來發展規劃建議書.docx
@@ -32,7 +32,7 @@
       </w:pPr>
       <w:r>
         <w:rPr/>
-        <w:t xml:space="preserve">文件日期：2026-08-28</w:t>
+        <w:t xml:space="preserve">文件日期：2026-08-29</w:t>
       </w:r>
     </w:p>
     <w:p>
@@ -50,7 +50,7 @@
       </w:pPr>
       <w:r>
         <w:rPr/>
-        <w:t xml:space="preserve">現況基準：影響力會員 Demo（三卡 v2.1）已可展示，正式站 https://the-one-influence-membership.vercel.app</w:t>
+        <w:t xml:space="preserve">現況基準：影響力會員 Demo（三卡 v2.1、五項年度計畫、募集額滿）已可展示，正式站 https://the-one-influence-membership.vercel.app</w:t>
       </w:r>
     </w:p>
     <w:p>
@@ -88,7 +88,7 @@
       </w:r>
       <w:r>
         <w:rPr/>
-        <w:t xml:space="preserve">：三張卡、核心（計畫＋未來提貨券）與加碼（附加禮遇）、知己邀請制、恕不退費。</w:t>
+        <w:t xml:space="preserve">：三張卡、核心（計畫＋未來提貨券）與加碼（附加禮遇）、知己邀請制、恕不退費、計畫募集目標與額滿即停。</w:t>
       </w:r>
     </w:p>
     <w:p>
@@ -107,7 +107,7 @@
       </w:r>
       <w:r>
         <w:rPr/>
-        <w:t xml:space="preserve">：誰核銷邀請、誰每年寫核對文案、誰在開甕／裝瓶／音樂會當天對券。</w:t>
+        <w:t xml:space="preserve">：誰核銷邀請、誰每年寫核對文案、誰在開甕／裝瓶／音樂會／校園成果／大地場次當天對券。</w:t>
       </w:r>
     </w:p>
     <w:p>
@@ -240,7 +240,26 @@
       </w:r>
       <w:r>
         <w:rPr/>
-        <w:t xml:space="preserve"> 任意字串過邀請、重整即消失的狀態、假時間快轉，只能留在展示環境。</w:t>
+        <w:t xml:space="preserve"> 任意字串過邀請、重整即消失的狀態、假時間快轉、鎖定後募集數字不變，只能留在展示環境。</w:t>
+      </w:r>
+    </w:p>
+    <w:p>
+      <w:pPr>
+        <w:numPr>
+          <w:ilvl w:val="0"/>
+          <w:numId w:val="2"/>
+        </w:numPr>
+        <w:spacing w:lineRule="auto"/>
+      </w:pPr>
+      <w:r>
+        <w:rPr>
+          <w:b/>
+        </w:rPr>
+        <w:t xml:space="preserve">年費與計畫募集不可混帳。</w:t>
+      </w:r>
+      <w:r>
+        <w:rPr/>
+        <w:t xml:space="preserve"> 會員付的是卡別年費；計畫上的「目標 NT$xx萬」是該作品要募到的支持規模。額滿應停止該計畫的新鎖定，不是把年費當點數扣款。</w:t>
       </w:r>
     </w:p>
     <w:p>
@@ -383,26 +402,26 @@
             </w:pPr>
             <w:r>
               <w:rPr/>
-              <w:t xml:space="preserve">選計畫、鎖定話術、提貨券視覺</w:t>
-            </w:r>
-          </w:p>
-        </w:tc>
-        <w:tc>
-          <w:tcPr>
-            <w:tcBorders>
-              <w:top w:val="single" w:sz="1" w:space="0" w:color="000000"/>
-              <w:bottom w:val="single" w:sz="1" w:space="0" w:color="000000"/>
-              <w:left w:val="single" w:sz="1" w:space="0" w:color="000000"/>
-              <w:right w:val="single" w:sz="1" w:space="0" w:color="000000"/>
-            </w:tcBorders>
-          </w:tcPr>
-          <w:p>
-            <w:pPr>
-              <w:spacing w:lineRule="auto"/>
-            </w:pPr>
-            <w:r>
-              <w:rPr/>
-              <w:t xml:space="preserve">不可竄改的發行帳本</w:t>
+              <w:t xml:space="preserve">五項計畫、募集進度、額滿停募</w:t>
+            </w:r>
+          </w:p>
+        </w:tc>
+        <w:tc>
+          <w:tcPr>
+            <w:tcBorders>
+              <w:top w:val="single" w:sz="1" w:space="0" w:color="000000"/>
+              <w:bottom w:val="single" w:sz="1" w:space="0" w:color="000000"/>
+              <w:left w:val="single" w:sz="1" w:space="0" w:color="000000"/>
+              <w:right w:val="single" w:sz="1" w:space="0" w:color="000000"/>
+            </w:tcBorders>
+          </w:tcPr>
+          <w:p>
+            <w:pPr>
+              <w:spacing w:lineRule="auto"/>
+            </w:pPr>
+            <w:r>
+              <w:rPr/>
+              <w:t xml:space="preserve">真實已募金額、超賣防護、年費與募集分帳</w:t>
             </w:r>
           </w:p>
         </w:tc>
@@ -426,26 +445,26 @@
             </w:pPr>
             <w:r>
               <w:rPr/>
-              <w:t xml:space="preserve">依模擬日期推進階段、核對前後文</w:t>
-            </w:r>
-          </w:p>
-        </w:tc>
-        <w:tc>
-          <w:tcPr>
-            <w:tcBorders>
-              <w:top w:val="single" w:sz="1" w:space="0" w:color="000000"/>
-              <w:bottom w:val="single" w:sz="1" w:space="0" w:color="000000"/>
-              <w:left w:val="single" w:sz="1" w:space="0" w:color="000000"/>
-              <w:right w:val="single" w:sz="1" w:space="0" w:color="000000"/>
-            </w:tcBorders>
-          </w:tcPr>
-          <w:p>
-            <w:pPr>
-              <w:spacing w:lineRule="auto"/>
-            </w:pPr>
-            <w:r>
-              <w:rPr/>
-              <w:t xml:space="preserve">真實日曆、人工覆核、現場核銷</w:t>
+              <w:t xml:space="preserve">選計畫、鎖定話術、提貨券視覺</w:t>
+            </w:r>
+          </w:p>
+        </w:tc>
+        <w:tc>
+          <w:tcPr>
+            <w:tcBorders>
+              <w:top w:val="single" w:sz="1" w:space="0" w:color="000000"/>
+              <w:bottom w:val="single" w:sz="1" w:space="0" w:color="000000"/>
+              <w:left w:val="single" w:sz="1" w:space="0" w:color="000000"/>
+              <w:right w:val="single" w:sz="1" w:space="0" w:color="000000"/>
+            </w:tcBorders>
+          </w:tcPr>
+          <w:p>
+            <w:pPr>
+              <w:spacing w:lineRule="auto"/>
+            </w:pPr>
+            <w:r>
+              <w:rPr/>
+              <w:t xml:space="preserve">不可竄改的發行帳本</w:t>
             </w:r>
           </w:p>
         </w:tc>
@@ -469,26 +488,26 @@
             </w:pPr>
             <w:r>
               <w:rPr/>
-              <w:t xml:space="preserve">附加禮遇逐級對照</w:t>
-            </w:r>
-          </w:p>
-        </w:tc>
-        <w:tc>
-          <w:tcPr>
-            <w:tcBorders>
-              <w:top w:val="single" w:sz="1" w:space="0" w:color="000000"/>
-              <w:bottom w:val="single" w:sz="1" w:space="0" w:color="000000"/>
-              <w:left w:val="single" w:sz="1" w:space="0" w:color="000000"/>
-              <w:right w:val="single" w:sz="1" w:space="0" w:color="000000"/>
-            </w:tcBorders>
-          </w:tcPr>
-          <w:p>
-            <w:pPr>
-              <w:spacing w:lineRule="auto"/>
-            </w:pPr>
-            <w:r>
-              <w:rPr/>
-              <w:t xml:space="preserve">禮遇履約（住房、課程、Line）與額度控管</w:t>
+              <w:t xml:space="preserve">依模擬日期推進階段、核對前後文</w:t>
+            </w:r>
+          </w:p>
+        </w:tc>
+        <w:tc>
+          <w:tcPr>
+            <w:tcBorders>
+              <w:top w:val="single" w:sz="1" w:space="0" w:color="000000"/>
+              <w:bottom w:val="single" w:sz="1" w:space="0" w:color="000000"/>
+              <w:left w:val="single" w:sz="1" w:space="0" w:color="000000"/>
+              <w:right w:val="single" w:sz="1" w:space="0" w:color="000000"/>
+            </w:tcBorders>
+          </w:tcPr>
+          <w:p>
+            <w:pPr>
+              <w:spacing w:lineRule="auto"/>
+            </w:pPr>
+            <w:r>
+              <w:rPr/>
+              <w:t xml:space="preserve">真實日曆、人工覆核、現場核銷</w:t>
             </w:r>
           </w:p>
         </w:tc>
@@ -512,6 +531,49 @@
             </w:pPr>
             <w:r>
               <w:rPr/>
+              <w:t xml:space="preserve">附加禮遇逐級對照</w:t>
+            </w:r>
+          </w:p>
+        </w:tc>
+        <w:tc>
+          <w:tcPr>
+            <w:tcBorders>
+              <w:top w:val="single" w:sz="1" w:space="0" w:color="000000"/>
+              <w:bottom w:val="single" w:sz="1" w:space="0" w:color="000000"/>
+              <w:left w:val="single" w:sz="1" w:space="0" w:color="000000"/>
+              <w:right w:val="single" w:sz="1" w:space="0" w:color="000000"/>
+            </w:tcBorders>
+          </w:tcPr>
+          <w:p>
+            <w:pPr>
+              <w:spacing w:lineRule="auto"/>
+            </w:pPr>
+            <w:r>
+              <w:rPr/>
+              <w:t xml:space="preserve">禮遇履約（住房、課程、Line）與額度控管</w:t>
+            </w:r>
+          </w:p>
+        </w:tc>
+      </w:tr>
+      <w:tr>
+        <w:trPr>
+          <w:cantSplit/>
+        </w:trPr>
+        <w:tc>
+          <w:tcPr>
+            <w:tcBorders>
+              <w:top w:val="single" w:sz="1" w:space="0" w:color="000000"/>
+              <w:bottom w:val="single" w:sz="1" w:space="0" w:color="000000"/>
+              <w:left w:val="single" w:sz="1" w:space="0" w:color="000000"/>
+              <w:right w:val="single" w:sz="1" w:space="0" w:color="000000"/>
+            </w:tcBorders>
+          </w:tcPr>
+          <w:p>
+            <w:pPr>
+              <w:spacing w:lineRule="auto"/>
+            </w:pPr>
+            <w:r>
+              <w:rPr/>
               <w:t xml:space="preserve">靜態部署、快速改文案</w:t>
             </w:r>
           </w:p>
@@ -621,16 +683,16 @@
         <w:rPr>
           <w:b/>
         </w:rPr>
-        <w:t xml:space="preserve">B. 憑證帳本（必須後端）</w:t>
-      </w:r>
-    </w:p>
-    <w:p>
-      <w:pPr>
-        <w:spacing w:lineRule="auto"/>
-      </w:pPr>
-      <w:r>
-        <w:rPr/>
-        <w:t xml:space="preserve">會員、卡別、邀請碼、已鎖定計畫、券號、兌現窗期、狀態機（鎖定／進行中／可兌現／已核銷／異常）。這是唯一真相來源。</w:t>
+        <w:t xml:space="preserve">B. 憑證與募集帳本（必須後端）</w:t>
+      </w:r>
+    </w:p>
+    <w:p>
+      <w:pPr>
+        <w:spacing w:lineRule="auto"/>
+      </w:pPr>
+      <w:r>
+        <w:rPr/>
+        <w:t xml:space="preserve">會員、卡別、邀請碼、已鎖定計畫、券號、兌現窗期、計畫目標／已募／額滿、狀態機（鎖定／進行中／可兌現／已核銷／異常）。這是唯一真相來源。</w:t>
       </w:r>
     </w:p>
     <w:p>
@@ -650,7 +712,7 @@
       </w:pPr>
       <w:r>
         <w:rPr/>
-        <w:t xml:space="preserve">計畫進度編輯、年度核對稿、現場掃券或對號、附加禮遇額度（住房晚數、課程買一送一）。可先做很薄的內部後台，甚至第一年用試算表＋人工，只要帳本在 B。</w:t>
+        <w:t xml:space="preserve">計畫進度編輯、年度核對稿、現場掃券或對號、附加禮遇額度（住房晚數、課程買一送一）、校園實驗／大地音樂廳場次的現場對券。可先做很薄的內部後台，甚至第一年用試算表＋人工，只要帳本在 B。</w:t>
       </w:r>
     </w:p>
     <w:p>
@@ -708,7 +770,7 @@
       </w:pPr>
       <w:r>
         <w:rPr/>
-        <w:t xml:space="preserve">內部 Demo：無登入、無金流、瀏覽器狀態。用途：董事會／品牌／營運對齊語言。</w:t>
+        <w:t xml:space="preserve">內部 Demo：無登入、無金流、瀏覽器狀態。已含三卡、附加禮遇對照、五項計畫與募集額滿。用途：董事會／品牌／營運對齊語言。</w:t>
       </w:r>
     </w:p>
     <w:p>
@@ -768,6 +830,44 @@
       </w:pPr>
       <w:r>
         <w:rPr/>
+        <w:t xml:space="preserve">lunch</w:t>
+      </w:r>
+      <w:r>
+        <w:rPr/>
+        <w:t xml:space="preserve">／</w:t>
+      </w:r>
+      <w:r>
+        <w:rPr/>
+        <w:t xml:space="preserve">hall</w:t>
+      </w:r>
+      <w:r>
+        <w:rPr/>
+        <w:t xml:space="preserve"> 的規格是否維持標準／進階（規格原稿未寫死）</w:t>
+      </w:r>
+    </w:p>
+    <w:p>
+      <w:pPr>
+        <w:numPr>
+          <w:ilvl w:val="0"/>
+          <w:numId w:val="3"/>
+        </w:numPr>
+        <w:spacing w:lineRule="auto"/>
+      </w:pPr>
+      <w:r>
+        <w:rPr/>
+        <w:t xml:space="preserve">年費與計畫募集目標的關係：一筆年費如何計入哪一項已募、可否拆分</w:t>
+      </w:r>
+    </w:p>
+    <w:p>
+      <w:pPr>
+        <w:numPr>
+          <w:ilvl w:val="0"/>
+          <w:numId w:val="3"/>
+        </w:numPr>
+        <w:spacing w:lineRule="auto"/>
+      </w:pPr>
+      <w:r>
+        <w:rPr/>
         <w:t xml:space="preserve">每一項附加禮遇的履約細則（適用門市、是否可轉讓、是否逐年重置）</w:t>
       </w:r>
     </w:p>
@@ -807,7 +907,7 @@
       </w:pPr>
       <w:r>
         <w:rPr/>
-        <w:t xml:space="preserve">計畫產能：豆腐乳罈數、音樂會席次、梅酒瓶數的上限與超賣規則</w:t>
+        <w:t xml:space="preserve">計畫產能與額滿：罈數、席次、瓶數、校園合作數、音樂廳場次；與「NT$萬」目標如何對齊、超賣規則</w:t>
       </w:r>
     </w:p>
     <w:p>
@@ -906,7 +1006,7 @@
       </w:pPr>
       <w:r>
         <w:rPr/>
-        <w:t xml:space="preserve">後台：建立／下架計畫、看已鎖定名單、手動把某計畫推進下一階段</w:t>
+        <w:t xml:space="preserve">後台：建立／下架計畫、看已鎖定名單、手動把某計畫推進下一階段、標記已募／額滿</w:t>
       </w:r>
     </w:p>
     <w:p>
@@ -1332,7 +1432,7 @@
             </w:pPr>
             <w:r>
               <w:rPr/>
-              <w:t xml:space="preserve">小型服務即可（例如一套 API＋PostgreSQL）。關鍵表：members、invites、orders、vouchers、project_stages、redemptions</w:t>
+              <w:t xml:space="preserve">小型服務即可（例如一套 API＋PostgreSQL）。關鍵表：members、invites、orders、vouchers、projects（含 target／raised）、redemptions</w:t>
             </w:r>
           </w:p>
         </w:tc>
@@ -1672,7 +1772,7 @@
       </w:r>
       <w:r>
         <w:rPr/>
-        <w:t xml:space="preserve"> 產能、兌現現場、住房與課程履約</w:t>
+        <w:t xml:space="preserve"> 產能、兌現現場、住房與課程履約、校園實驗與大地場次</w:t>
       </w:r>
     </w:p>
     <w:p>
@@ -1710,7 +1810,7 @@
       </w:r>
       <w:r>
         <w:rPr/>
-        <w:t xml:space="preserve"> 年費認列時點（收款時 vs 兌現時）、未兌現負債</w:t>
+        <w:t xml:space="preserve"> 年費認列時點（收款時 vs 兌現時）、未兌現負債、計畫募集與年費分帳</w:t>
       </w:r>
     </w:p>
     <w:p>
@@ -1983,7 +2083,7 @@
             </w:pPr>
             <w:r>
               <w:rPr/>
-              <w:t xml:space="preserve">超賣罈／席／瓶</w:t>
+              <w:t xml:space="preserve">超賣罈／席／瓶／場次</w:t>
             </w:r>
           </w:p>
         </w:tc>
@@ -2021,7 +2121,7 @@
             </w:pPr>
             <w:r>
               <w:rPr/>
-              <w:t xml:space="preserve">階段 1 先鎖產能，系統寫死剩餘名額</w:t>
+              <w:t xml:space="preserve">階段 1 先鎖產能；系統以額滿停止新鎖定</w:t>
             </w:r>
           </w:p>
         </w:tc>
@@ -2045,45 +2145,45 @@
             </w:pPr>
             <w:r>
               <w:rPr/>
-              <w:t xml:space="preserve">金流與退款糾紛</w:t>
-            </w:r>
-          </w:p>
-        </w:tc>
-        <w:tc>
-          <w:tcPr>
-            <w:tcBorders>
-              <w:top w:val="single" w:sz="1" w:space="0" w:color="000000"/>
-              <w:bottom w:val="single" w:sz="1" w:space="0" w:color="000000"/>
-              <w:left w:val="single" w:sz="1" w:space="0" w:color="000000"/>
-              <w:right w:val="single" w:sz="1" w:space="0" w:color="000000"/>
-            </w:tcBorders>
-          </w:tcPr>
-          <w:p>
-            <w:pPr>
-              <w:spacing w:lineRule="auto"/>
-            </w:pPr>
-            <w:r>
-              <w:rPr/>
-              <w:t xml:space="preserve">「恕不退費」需法務過目</w:t>
-            </w:r>
-          </w:p>
-        </w:tc>
-        <w:tc>
-          <w:tcPr>
-            <w:tcBorders>
-              <w:top w:val="single" w:sz="1" w:space="0" w:color="000000"/>
-              <w:bottom w:val="single" w:sz="1" w:space="0" w:color="000000"/>
-              <w:left w:val="single" w:sz="1" w:space="0" w:color="000000"/>
-              <w:right w:val="single" w:sz="1" w:space="0" w:color="000000"/>
-            </w:tcBorders>
-          </w:tcPr>
-          <w:p>
-            <w:pPr>
-              <w:spacing w:lineRule="auto"/>
-            </w:pPr>
-            <w:r>
-              <w:rPr/>
-              <w:t xml:space="preserve">鎖定流程保留勾選與時間戳</w:t>
+              <w:t xml:space="preserve">年費與募集混帳</w:t>
+            </w:r>
+          </w:p>
+        </w:tc>
+        <w:tc>
+          <w:tcPr>
+            <w:tcBorders>
+              <w:top w:val="single" w:sz="1" w:space="0" w:color="000000"/>
+              <w:bottom w:val="single" w:sz="1" w:space="0" w:color="000000"/>
+              <w:left w:val="single" w:sz="1" w:space="0" w:color="000000"/>
+              <w:right w:val="single" w:sz="1" w:space="0" w:color="000000"/>
+            </w:tcBorders>
+          </w:tcPr>
+          <w:p>
+            <w:pPr>
+              <w:spacing w:lineRule="auto"/>
+            </w:pPr>
+            <w:r>
+              <w:rPr/>
+              <w:t xml:space="preserve">財務無法解釋「付 3 萬為何計畫顯示 2000萬」</w:t>
+            </w:r>
+          </w:p>
+        </w:tc>
+        <w:tc>
+          <w:tcPr>
+            <w:tcBorders>
+              <w:top w:val="single" w:sz="1" w:space="0" w:color="000000"/>
+              <w:bottom w:val="single" w:sz="1" w:space="0" w:color="000000"/>
+              <w:left w:val="single" w:sz="1" w:space="0" w:color="000000"/>
+              <w:right w:val="single" w:sz="1" w:space="0" w:color="000000"/>
+            </w:tcBorders>
+          </w:tcPr>
+          <w:p>
+            <w:pPr>
+              <w:spacing w:lineRule="auto"/>
+            </w:pPr>
+            <w:r>
+              <w:rPr/>
+              <w:t xml:space="preserve">報表分開；畫面文案寫清「計畫目標」不是扣款</w:t>
             </w:r>
           </w:p>
         </w:tc>
@@ -2107,45 +2207,45 @@
             </w:pPr>
             <w:r>
               <w:rPr/>
-              <w:t xml:space="preserve">與 CRM 點數混帳</w:t>
-            </w:r>
-          </w:p>
-        </w:tc>
-        <w:tc>
-          <w:tcPr>
-            <w:tcBorders>
-              <w:top w:val="single" w:sz="1" w:space="0" w:color="000000"/>
-              <w:bottom w:val="single" w:sz="1" w:space="0" w:color="000000"/>
-              <w:left w:val="single" w:sz="1" w:space="0" w:color="000000"/>
-              <w:right w:val="single" w:sz="1" w:space="0" w:color="000000"/>
-            </w:tcBorders>
-          </w:tcPr>
-          <w:p>
-            <w:pPr>
-              <w:spacing w:lineRule="auto"/>
-            </w:pPr>
-            <w:r>
-              <w:rPr/>
-              <w:t xml:space="preserve">財務與客服無法解釋</w:t>
-            </w:r>
-          </w:p>
-        </w:tc>
-        <w:tc>
-          <w:tcPr>
-            <w:tcBorders>
-              <w:top w:val="single" w:sz="1" w:space="0" w:color="000000"/>
-              <w:bottom w:val="single" w:sz="1" w:space="0" w:color="000000"/>
-              <w:left w:val="single" w:sz="1" w:space="0" w:color="000000"/>
-              <w:right w:val="single" w:sz="1" w:space="0" w:color="000000"/>
-            </w:tcBorders>
-          </w:tcPr>
-          <w:p>
-            <w:pPr>
-              <w:spacing w:lineRule="auto"/>
-            </w:pPr>
-            <w:r>
-              <w:rPr/>
-              <w:t xml:space="preserve">券與點數分欄、分報表</w:t>
+              <w:t xml:space="preserve">金流與退款糾紛</w:t>
+            </w:r>
+          </w:p>
+        </w:tc>
+        <w:tc>
+          <w:tcPr>
+            <w:tcBorders>
+              <w:top w:val="single" w:sz="1" w:space="0" w:color="000000"/>
+              <w:bottom w:val="single" w:sz="1" w:space="0" w:color="000000"/>
+              <w:left w:val="single" w:sz="1" w:space="0" w:color="000000"/>
+              <w:right w:val="single" w:sz="1" w:space="0" w:color="000000"/>
+            </w:tcBorders>
+          </w:tcPr>
+          <w:p>
+            <w:pPr>
+              <w:spacing w:lineRule="auto"/>
+            </w:pPr>
+            <w:r>
+              <w:rPr/>
+              <w:t xml:space="preserve">「恕不退費」需法務過目</w:t>
+            </w:r>
+          </w:p>
+        </w:tc>
+        <w:tc>
+          <w:tcPr>
+            <w:tcBorders>
+              <w:top w:val="single" w:sz="1" w:space="0" w:color="000000"/>
+              <w:bottom w:val="single" w:sz="1" w:space="0" w:color="000000"/>
+              <w:left w:val="single" w:sz="1" w:space="0" w:color="000000"/>
+              <w:right w:val="single" w:sz="1" w:space="0" w:color="000000"/>
+            </w:tcBorders>
+          </w:tcPr>
+          <w:p>
+            <w:pPr>
+              <w:spacing w:lineRule="auto"/>
+            </w:pPr>
+            <w:r>
+              <w:rPr/>
+              <w:t xml:space="preserve">鎖定流程保留勾選與時間戳</w:t>
             </w:r>
           </w:p>
         </w:tc>
@@ -2169,6 +2269,68 @@
             </w:pPr>
             <w:r>
               <w:rPr/>
+              <w:t xml:space="preserve">與 CRM 點數混帳</w:t>
+            </w:r>
+          </w:p>
+        </w:tc>
+        <w:tc>
+          <w:tcPr>
+            <w:tcBorders>
+              <w:top w:val="single" w:sz="1" w:space="0" w:color="000000"/>
+              <w:bottom w:val="single" w:sz="1" w:space="0" w:color="000000"/>
+              <w:left w:val="single" w:sz="1" w:space="0" w:color="000000"/>
+              <w:right w:val="single" w:sz="1" w:space="0" w:color="000000"/>
+            </w:tcBorders>
+          </w:tcPr>
+          <w:p>
+            <w:pPr>
+              <w:spacing w:lineRule="auto"/>
+            </w:pPr>
+            <w:r>
+              <w:rPr/>
+              <w:t xml:space="preserve">財務與客服無法解釋</w:t>
+            </w:r>
+          </w:p>
+        </w:tc>
+        <w:tc>
+          <w:tcPr>
+            <w:tcBorders>
+              <w:top w:val="single" w:sz="1" w:space="0" w:color="000000"/>
+              <w:bottom w:val="single" w:sz="1" w:space="0" w:color="000000"/>
+              <w:left w:val="single" w:sz="1" w:space="0" w:color="000000"/>
+              <w:right w:val="single" w:sz="1" w:space="0" w:color="000000"/>
+            </w:tcBorders>
+          </w:tcPr>
+          <w:p>
+            <w:pPr>
+              <w:spacing w:lineRule="auto"/>
+            </w:pPr>
+            <w:r>
+              <w:rPr/>
+              <w:t xml:space="preserve">券與點數分欄、分報表</w:t>
+            </w:r>
+          </w:p>
+        </w:tc>
+      </w:tr>
+      <w:tr>
+        <w:trPr>
+          <w:cantSplit/>
+        </w:trPr>
+        <w:tc>
+          <w:tcPr>
+            <w:tcBorders>
+              <w:top w:val="single" w:sz="1" w:space="0" w:color="000000"/>
+              <w:bottom w:val="single" w:sz="1" w:space="0" w:color="000000"/>
+              <w:left w:val="single" w:sz="1" w:space="0" w:color="000000"/>
+              <w:right w:val="single" w:sz="1" w:space="0" w:color="000000"/>
+            </w:tcBorders>
+          </w:tcPr>
+          <w:p>
+            <w:pPr>
+              <w:spacing w:lineRule="auto"/>
+            </w:pPr>
+            <w:r>
+              <w:rPr/>
               <w:t xml:space="preserve">一次做完所有禮遇預訂</w:t>
             </w:r>
           </w:p>
@@ -2241,7 +2403,36 @@
       </w:pPr>
       <w:r>
         <w:rPr/>
-        <w:t xml:space="preserve">召開一次機制凍結會：確認年費、上限、邀請權、退費例外、三個計畫的真實產能。</w:t>
+        <w:t xml:space="preserve">召開一次機制凍結會：確認年費、上限、邀請權、退費例外、五項計畫的真實產能與募集目標、</w:t>
+      </w:r>
+      <w:r>
+        <w:rPr/>
+        <w:t xml:space="preserve">lunch</w:t>
+      </w:r>
+      <w:r>
+        <w:rPr/>
+        <w:t xml:space="preserve">／</w:t>
+      </w:r>
+      <w:r>
+        <w:rPr/>
+        <w:t xml:space="preserve">hall</w:t>
+      </w:r>
+      <w:r>
+        <w:rPr/>
+        <w:t xml:space="preserve"> 的卡別規格。</w:t>
+      </w:r>
+    </w:p>
+    <w:p>
+      <w:pPr>
+        <w:numPr>
+          <w:ilvl w:val="0"/>
+          <w:numId w:val="9"/>
+        </w:numPr>
+        <w:spacing w:lineRule="auto"/>
+      </w:pPr>
+      <w:r>
+        <w:rPr/>
+        <w:t xml:space="preserve">釐清「年費」如何計入「已募」；額滿後已鎖定會員的權益不變。</w:t>
       </w:r>
     </w:p>
     <w:p>
